--- a/Professional Self.docx
+++ b/Professional Self.docx
@@ -29,13 +29,7 @@
         <w:rPr>
           <w:rFonts w:ascii="Times New Roman" w:hAnsi="Times New Roman" w:cs="Times New Roman"/>
         </w:rPr>
-        <w:t>Due to t</w:t>
-      </w:r>
-      <w:r>
-        <w:rPr>
-          <w:rFonts w:ascii="Times New Roman" w:hAnsi="Times New Roman" w:cs="Times New Roman"/>
-        </w:rPr>
-        <w:t xml:space="preserve">he CS program, I </w:t>
+        <w:t xml:space="preserve">I </w:t>
       </w:r>
       <w:r>
         <w:rPr>
@@ -47,7 +41,31 @@
         <w:rPr>
           <w:rFonts w:ascii="Times New Roman" w:hAnsi="Times New Roman" w:cs="Times New Roman"/>
         </w:rPr>
-        <w:t xml:space="preserve">built a solid foundation in coding, problem solving and software development. Working through my courses and developing my </w:t>
+        <w:t>built a solid foundation in coding, problem solving and software development</w:t>
+      </w:r>
+      <w:r>
+        <w:rPr>
+          <w:rFonts w:ascii="Times New Roman" w:hAnsi="Times New Roman" w:cs="Times New Roman"/>
+        </w:rPr>
+        <w:t xml:space="preserve"> due to the CS program</w:t>
+      </w:r>
+      <w:r>
+        <w:rPr>
+          <w:rFonts w:ascii="Times New Roman" w:hAnsi="Times New Roman" w:cs="Times New Roman"/>
+        </w:rPr>
+        <w:t xml:space="preserve">. </w:t>
+      </w:r>
+      <w:r>
+        <w:rPr>
+          <w:rFonts w:ascii="Times New Roman" w:hAnsi="Times New Roman" w:cs="Times New Roman"/>
+        </w:rPr>
+        <w:t>While working</w:t>
+      </w:r>
+      <w:r>
+        <w:rPr>
+          <w:rFonts w:ascii="Times New Roman" w:hAnsi="Times New Roman" w:cs="Times New Roman"/>
+        </w:rPr>
+        <w:t xml:space="preserve"> through my courses and developing my </w:t>
       </w:r>
       <w:proofErr w:type="spellStart"/>
       <w:r>
@@ -61,7 +79,13 @@
         <w:rPr>
           <w:rFonts w:ascii="Times New Roman" w:hAnsi="Times New Roman" w:cs="Times New Roman"/>
         </w:rPr>
-        <w:t xml:space="preserve"> has</w:t>
+        <w:t xml:space="preserve">, it </w:t>
+      </w:r>
+      <w:r>
+        <w:rPr>
+          <w:rFonts w:ascii="Times New Roman" w:hAnsi="Times New Roman" w:cs="Times New Roman"/>
+        </w:rPr>
+        <w:t>has</w:t>
       </w:r>
       <w:r>
         <w:rPr>
@@ -91,7 +115,31 @@
         <w:rPr>
           <w:rFonts w:ascii="Times New Roman" w:hAnsi="Times New Roman" w:cs="Times New Roman"/>
         </w:rPr>
-        <w:t xml:space="preserve">. It also gave me a clearer understanding of how the concepts I’ve learned connect and can be applied to real-world situations moving forward. </w:t>
+        <w:t xml:space="preserve">. It also gave me a clearer understanding of how the concepts </w:t>
+      </w:r>
+      <w:r>
+        <w:rPr>
+          <w:rFonts w:ascii="Times New Roman" w:hAnsi="Times New Roman" w:cs="Times New Roman"/>
+        </w:rPr>
+        <w:t>that I have</w:t>
+      </w:r>
+      <w:r>
+        <w:rPr>
+          <w:rFonts w:ascii="Times New Roman" w:hAnsi="Times New Roman" w:cs="Times New Roman"/>
+        </w:rPr>
+        <w:t xml:space="preserve"> learned connect and can be applied to real</w:t>
+      </w:r>
+      <w:r>
+        <w:rPr>
+          <w:rFonts w:ascii="Times New Roman" w:hAnsi="Times New Roman" w:cs="Times New Roman"/>
+        </w:rPr>
+        <w:t xml:space="preserve"> </w:t>
+      </w:r>
+      <w:r>
+        <w:rPr>
+          <w:rFonts w:ascii="Times New Roman" w:hAnsi="Times New Roman" w:cs="Times New Roman"/>
+        </w:rPr>
+        <w:t xml:space="preserve">situations. </w:t>
       </w:r>
     </w:p>
     <w:p>
@@ -249,7 +297,37 @@
         <w:rPr>
           <w:rFonts w:ascii="Times New Roman" w:hAnsi="Times New Roman" w:cs="Times New Roman"/>
         </w:rPr>
-        <w:t xml:space="preserve"> and apply logic such as searching and sorting. In my inventory app, I added features that allow users to search for items and sort </w:t>
+        <w:t xml:space="preserve"> and </w:t>
+      </w:r>
+      <w:r>
+        <w:rPr>
+          <w:rFonts w:ascii="Times New Roman" w:hAnsi="Times New Roman" w:cs="Times New Roman"/>
+        </w:rPr>
+        <w:t>appl</w:t>
+      </w:r>
+      <w:r>
+        <w:rPr>
+          <w:rFonts w:ascii="Times New Roman" w:hAnsi="Times New Roman" w:cs="Times New Roman"/>
+        </w:rPr>
+        <w:t>ying</w:t>
+      </w:r>
+      <w:r>
+        <w:rPr>
+          <w:rFonts w:ascii="Times New Roman" w:hAnsi="Times New Roman" w:cs="Times New Roman"/>
+        </w:rPr>
+        <w:t xml:space="preserve"> logic such as searching and sorting. In my inventory app, I added features that allow</w:t>
+      </w:r>
+      <w:r>
+        <w:rPr>
+          <w:rFonts w:ascii="Times New Roman" w:hAnsi="Times New Roman" w:cs="Times New Roman"/>
+        </w:rPr>
+        <w:t>ed</w:t>
+      </w:r>
+      <w:r>
+        <w:rPr>
+          <w:rFonts w:ascii="Times New Roman" w:hAnsi="Times New Roman" w:cs="Times New Roman"/>
+        </w:rPr>
+        <w:t xml:space="preserve"> users to search for items and sort </w:t>
       </w:r>
       <w:r>
         <w:rPr>
@@ -263,14 +341,12 @@
         </w:rPr>
         <w:t xml:space="preserve"> which helped improve both </w:t>
       </w:r>
-      <w:proofErr w:type="gramStart"/>
-      <w:r>
-        <w:rPr>
-          <w:rFonts w:ascii="Times New Roman" w:hAnsi="Times New Roman" w:cs="Times New Roman"/>
-        </w:rPr>
-        <w:t>performances</w:t>
-      </w:r>
-      <w:proofErr w:type="gramEnd"/>
+      <w:r>
+        <w:rPr>
+          <w:rFonts w:ascii="Times New Roman" w:hAnsi="Times New Roman" w:cs="Times New Roman"/>
+        </w:rPr>
+        <w:t>performance</w:t>
+      </w:r>
       <w:r>
         <w:rPr>
           <w:rFonts w:ascii="Times New Roman" w:hAnsi="Times New Roman" w:cs="Times New Roman"/>
@@ -328,14 +404,12 @@
         </w:rPr>
         <w:t xml:space="preserve"> </w:t>
       </w:r>
-      <w:proofErr w:type="gramStart"/>
-      <w:r>
-        <w:rPr>
-          <w:rFonts w:ascii="Times New Roman" w:hAnsi="Times New Roman" w:cs="Times New Roman"/>
-        </w:rPr>
-        <w:t>implementing</w:t>
-      </w:r>
-      <w:proofErr w:type="gramEnd"/>
+      <w:r>
+        <w:rPr>
+          <w:rFonts w:ascii="Times New Roman" w:hAnsi="Times New Roman" w:cs="Times New Roman"/>
+        </w:rPr>
+        <w:t>implement</w:t>
+      </w:r>
       <w:r>
         <w:rPr>
           <w:rFonts w:ascii="Times New Roman" w:hAnsi="Times New Roman" w:cs="Times New Roman"/>
@@ -443,14 +517,7 @@
         <w:rPr>
           <w:rFonts w:ascii="Times New Roman" w:hAnsi="Times New Roman" w:cs="Times New Roman"/>
         </w:rPr>
-        <w:t xml:space="preserve"> in </w:t>
-      </w:r>
-      <w:proofErr w:type="gramStart"/>
-      <w:r>
-        <w:rPr>
-          <w:rFonts w:ascii="Times New Roman" w:hAnsi="Times New Roman" w:cs="Times New Roman"/>
-        </w:rPr>
-        <w:t>tea</w:t>
+        <w:t xml:space="preserve"> in tea</w:t>
       </w:r>
       <w:r>
         <w:rPr>
@@ -462,34 +529,13 @@
         <w:rPr>
           <w:rFonts w:ascii="Times New Roman" w:hAnsi="Times New Roman" w:cs="Times New Roman"/>
         </w:rPr>
-        <w:t>based</w:t>
-      </w:r>
-      <w:proofErr w:type="gramEnd"/>
-      <w:r>
-        <w:rPr>
-          <w:rFonts w:ascii="Times New Roman" w:hAnsi="Times New Roman" w:cs="Times New Roman"/>
-        </w:rPr>
-        <w:t xml:space="preserve"> projects, I gained experience communicatin</w:t>
-      </w:r>
-      <w:r>
-        <w:rPr>
-          <w:rFonts w:ascii="Times New Roman" w:hAnsi="Times New Roman" w:cs="Times New Roman"/>
-        </w:rPr>
-        <w:t xml:space="preserve">g my ideas clearly </w:t>
-      </w:r>
-      <w:proofErr w:type="gramStart"/>
-      <w:r>
-        <w:rPr>
-          <w:rFonts w:ascii="Times New Roman" w:hAnsi="Times New Roman" w:cs="Times New Roman"/>
-        </w:rPr>
-        <w:t>though</w:t>
-      </w:r>
-      <w:proofErr w:type="gramEnd"/>
-      <w:r>
-        <w:rPr>
-          <w:rFonts w:ascii="Times New Roman" w:hAnsi="Times New Roman" w:cs="Times New Roman"/>
-        </w:rPr>
-        <w:t xml:space="preserve"> written assignments, project documentation and code review video. I also learned how important it is to explain technical concepts in a way that different audiences, including non-technical </w:t>
+        <w:t>based projects, I gained experience communicatin</w:t>
+      </w:r>
+      <w:r>
+        <w:rPr>
+          <w:rFonts w:ascii="Times New Roman" w:hAnsi="Times New Roman" w:cs="Times New Roman"/>
+        </w:rPr>
+        <w:t xml:space="preserve">g my ideas clearly though assignments, project documentation and code review video. I also learned how important it is to explain technical concepts in a way that different audiences, including non-technical </w:t>
       </w:r>
       <w:r>
         <w:rPr>
@@ -503,7 +549,6 @@
         </w:rPr>
         <w:t xml:space="preserve">, can understand. These skills will be important when working in </w:t>
       </w:r>
-      <w:proofErr w:type="gramStart"/>
       <w:r>
         <w:rPr>
           <w:rFonts w:ascii="Times New Roman" w:hAnsi="Times New Roman" w:cs="Times New Roman"/>
@@ -514,14 +559,7 @@
         <w:rPr>
           <w:rFonts w:ascii="Times New Roman" w:hAnsi="Times New Roman" w:cs="Times New Roman"/>
         </w:rPr>
-        <w:t>;</w:t>
-      </w:r>
-      <w:proofErr w:type="gramEnd"/>
-      <w:r>
-        <w:rPr>
-          <w:rFonts w:ascii="Times New Roman" w:hAnsi="Times New Roman" w:cs="Times New Roman"/>
-        </w:rPr>
-        <w:t xml:space="preserve"> environments where </w:t>
+        <w:t xml:space="preserve">; environments where </w:t>
       </w:r>
       <w:r>
         <w:rPr>
